--- a/docs/reference-forms/output/TAI-FORM-RP-10-blank.docx
+++ b/docs/reference-forms/output/TAI-FORM-RP-10-blank.docx
@@ -51,7 +51,7 @@
                 <w:sz w:val="32"/>
                 <w:szCs w:val="32"/>
               </w:rPr>
-              <w:t xml:space="preserve">설비 이상 보고서</w:t>
+              <w:t xml:space="preserve">외주 정비업체 작업방문·완료확인서</w:t>
             </w:r>
           </w:p>
         </w:tc>
@@ -146,7 +146,7 @@
                 <w:sz w:val="20"/>
                 <w:szCs w:val="20"/>
               </w:rPr>
-              <w:t xml:space="preserve">보고일: </w:t>
+              <w:t xml:space="preserve">방문일: </w:t>
             </w:r>
           </w:p>
         </w:tc>
@@ -183,7 +183,7 @@
                 <w:sz w:val="20"/>
                 <w:szCs w:val="20"/>
               </w:rPr>
-              <w:t xml:space="preserve">설비명/번호: </w:t>
+              <w:t xml:space="preserve">업체명: </w:t>
             </w:r>
           </w:p>
         </w:tc>
@@ -215,7 +215,7 @@
                 <w:sz w:val="20"/>
                 <w:szCs w:val="20"/>
               </w:rPr>
-              <w:t xml:space="preserve">보고자: </w:t>
+              <w:t xml:space="preserve">담당자: </w:t>
             </w:r>
           </w:p>
         </w:tc>
@@ -279,14 +279,14 @@
                 <w:sz w:val="20"/>
                 <w:szCs w:val="20"/>
               </w:rPr>
-              <w:t xml:space="preserve">이상 내용</w:t>
+              <w:t xml:space="preserve">작업 내용 및 범위</w:t>
             </w:r>
           </w:p>
         </w:tc>
       </w:tr>
       <w:tr>
         <w:trPr>
-          <w:trHeight w:val="1984" w:hRule="atLeast"/>
+          <w:trHeight w:val="2267" w:hRule="atLeast"/>
         </w:trPr>
         <w:tc>
           <w:tcPr>
@@ -371,14 +371,14 @@
                 <w:sz w:val="20"/>
                 <w:szCs w:val="20"/>
               </w:rPr>
-              <w:t xml:space="preserve">추정 원인</w:t>
+              <w:t xml:space="preserve">작업 결과 및 이상사항</w:t>
             </w:r>
           </w:p>
         </w:tc>
       </w:tr>
       <w:tr>
         <w:trPr>
-          <w:trHeight w:val="1700" w:hRule="atLeast"/>
+          <w:trHeight w:val="2267" w:hRule="atLeast"/>
         </w:trPr>
         <w:tc>
           <w:tcPr>
@@ -463,14 +463,14 @@
                 <w:sz w:val="20"/>
                 <w:szCs w:val="20"/>
               </w:rPr>
-              <w:t xml:space="preserve">조치 계획</w:t>
+              <w:t xml:space="preserve">특이사항</w:t>
             </w:r>
           </w:p>
         </w:tc>
       </w:tr>
       <w:tr>
         <w:trPr>
-          <w:trHeight w:val="1700" w:hRule="atLeast"/>
+          <w:trHeight w:val="1417" w:hRule="atLeast"/>
         </w:trPr>
         <w:tc>
           <w:tcPr>
@@ -557,7 +557,7 @@
                 <w:sz w:val="20"/>
                 <w:szCs w:val="20"/>
               </w:rPr>
-              <w:t xml:space="preserve">보고자</w:t>
+              <w:t xml:space="preserve">외주업체 담당자</w:t>
             </w:r>
           </w:p>
         </w:tc>
@@ -591,7 +591,7 @@
                 <w:sz w:val="20"/>
                 <w:szCs w:val="20"/>
               </w:rPr>
-              <w:t xml:space="preserve">확인자</w:t>
+              <w:t xml:space="preserve">사업장 확인자</w:t>
             </w:r>
           </w:p>
         </w:tc>

--- a/docs/reference-forms/output/TAI-FORM-RP-10-blank.docx
+++ b/docs/reference-forms/output/TAI-FORM-RP-10-blank.docx
@@ -286,7 +286,7 @@
       </w:tr>
       <w:tr>
         <w:trPr>
-          <w:trHeight w:val="2267" w:hRule="atLeast"/>
+          <w:trHeight w:val="1984" w:hRule="atLeast"/>
         </w:trPr>
         <w:tc>
           <w:tcPr>
@@ -371,14 +371,14 @@
                 <w:sz w:val="20"/>
                 <w:szCs w:val="20"/>
               </w:rPr>
-              <w:t xml:space="preserve">작업 결과 및 이상사항</w:t>
+              <w:t xml:space="preserve">위험 요인 및 안전조치</w:t>
             </w:r>
           </w:p>
         </w:tc>
       </w:tr>
       <w:tr>
         <w:trPr>
-          <w:trHeight w:val="2267" w:hRule="atLeast"/>
+          <w:trHeight w:val="1700" w:hRule="atLeast"/>
         </w:trPr>
         <w:tc>
           <w:tcPr>
@@ -463,7 +463,7 @@
                 <w:sz w:val="20"/>
                 <w:szCs w:val="20"/>
               </w:rPr>
-              <w:t xml:space="preserve">특이사항</w:t>
+              <w:t xml:space="preserve">출입 기록</w:t>
             </w:r>
           </w:p>
         </w:tc>
@@ -471,6 +471,190 @@
       <w:tr>
         <w:trPr>
           <w:trHeight w:val="1417" w:hRule="atLeast"/>
+        </w:trPr>
+        <w:tc>
+          <w:tcPr>
+            <w:tcW w:type="dxa" w:w="9637"/>
+            <w:tcBorders>
+              <w:top w:val="single" w:color="000000" w:sz="4"/>
+              <w:left w:val="single" w:color="000000" w:sz="4"/>
+              <w:bottom w:val="single" w:color="000000" w:sz="4"/>
+              <w:right w:val="single" w:color="000000" w:sz="4"/>
+            </w:tcBorders>
+            <w:shd w:fill="F5F5F5" w:color="auto" w:val="clear"/>
+            <w:tcMar>
+              <w:top w:type="dxa" w:w="170"/>
+              <w:left w:type="dxa" w:w="170"/>
+              <w:bottom w:type="dxa" w:w="170"/>
+              <w:right w:type="dxa" w:w="170"/>
+            </w:tcMar>
+          </w:tcPr>
+          <w:p>
+            <w:r>
+              <w:t xml:space="preserve"/>
+            </w:r>
+          </w:p>
+        </w:tc>
+      </w:tr>
+    </w:tbl>
+    <w:p>
+      <w:pPr>
+        <w:spacing w:after="80" w:before="80"/>
+      </w:pPr>
+      <w:r>
+        <w:t xml:space="preserve"/>
+      </w:r>
+    </w:p>
+    <w:tbl>
+      <w:tblPr>
+        <w:tblW w:type="dxa" w:w="9637"/>
+        <w:tblBorders>
+          <w:top w:val="single" w:color="auto" w:sz="4"/>
+          <w:left w:val="single" w:color="auto" w:sz="4"/>
+          <w:bottom w:val="single" w:color="auto" w:sz="4"/>
+          <w:right w:val="single" w:color="auto" w:sz="4"/>
+          <w:insideH w:val="single" w:color="auto" w:sz="4"/>
+          <w:insideV w:val="single" w:color="auto" w:sz="4"/>
+        </w:tblBorders>
+        <w:tblLayout w:type="fixed"/>
+      </w:tblPr>
+      <w:tblGrid>
+        <w:gridCol w:w="9637"/>
+      </w:tblGrid>
+      <w:tr>
+        <w:trPr>
+          <w:trHeight w:val="396" w:hRule="atLeast"/>
+        </w:trPr>
+        <w:tc>
+          <w:tcPr>
+            <w:tcW w:type="dxa" w:w="9637"/>
+            <w:tcBorders>
+              <w:top w:val="single" w:color="000000" w:sz="4"/>
+              <w:left w:val="single" w:color="000000" w:sz="4"/>
+              <w:bottom w:val="single" w:color="000000" w:sz="4"/>
+              <w:right w:val="single" w:color="000000" w:sz="4"/>
+            </w:tcBorders>
+            <w:shd w:fill="E8E8E8" w:color="auto" w:val="clear"/>
+            <w:tcMar>
+              <w:top w:type="dxa" w:w="170"/>
+              <w:left w:type="dxa" w:w="170"/>
+              <w:bottom w:type="dxa" w:w="170"/>
+              <w:right w:type="dxa" w:w="170"/>
+            </w:tcMar>
+            <w:vAlign w:val="center"/>
+          </w:tcPr>
+          <w:p>
+            <w:pPr>
+              <w:jc w:val="center"/>
+            </w:pPr>
+            <w:r>
+              <w:rPr>
+                <w:rFonts w:ascii="NanumGothic" w:cs="NanumGothic" w:eastAsia="NanumGothic" w:hAnsi="NanumGothic"/>
+                <w:b/>
+                <w:bCs/>
+                <w:sz w:val="20"/>
+                <w:szCs w:val="20"/>
+              </w:rPr>
+              <w:t xml:space="preserve">작업 결과 및 이상사항</w:t>
+            </w:r>
+          </w:p>
+        </w:tc>
+      </w:tr>
+      <w:tr>
+        <w:trPr>
+          <w:trHeight w:val="1984" w:hRule="atLeast"/>
+        </w:trPr>
+        <w:tc>
+          <w:tcPr>
+            <w:tcW w:type="dxa" w:w="9637"/>
+            <w:tcBorders>
+              <w:top w:val="single" w:color="000000" w:sz="4"/>
+              <w:left w:val="single" w:color="000000" w:sz="4"/>
+              <w:bottom w:val="single" w:color="000000" w:sz="4"/>
+              <w:right w:val="single" w:color="000000" w:sz="4"/>
+            </w:tcBorders>
+            <w:shd w:fill="F5F5F5" w:color="auto" w:val="clear"/>
+            <w:tcMar>
+              <w:top w:type="dxa" w:w="170"/>
+              <w:left w:type="dxa" w:w="170"/>
+              <w:bottom w:type="dxa" w:w="170"/>
+              <w:right w:type="dxa" w:w="170"/>
+            </w:tcMar>
+          </w:tcPr>
+          <w:p>
+            <w:r>
+              <w:t xml:space="preserve"/>
+            </w:r>
+          </w:p>
+        </w:tc>
+      </w:tr>
+    </w:tbl>
+    <w:p>
+      <w:pPr>
+        <w:spacing w:after="80" w:before="80"/>
+      </w:pPr>
+      <w:r>
+        <w:t xml:space="preserve"/>
+      </w:r>
+    </w:p>
+    <w:tbl>
+      <w:tblPr>
+        <w:tblW w:type="dxa" w:w="9637"/>
+        <w:tblBorders>
+          <w:top w:val="single" w:color="auto" w:sz="4"/>
+          <w:left w:val="single" w:color="auto" w:sz="4"/>
+          <w:bottom w:val="single" w:color="auto" w:sz="4"/>
+          <w:right w:val="single" w:color="auto" w:sz="4"/>
+          <w:insideH w:val="single" w:color="auto" w:sz="4"/>
+          <w:insideV w:val="single" w:color="auto" w:sz="4"/>
+        </w:tblBorders>
+        <w:tblLayout w:type="fixed"/>
+      </w:tblPr>
+      <w:tblGrid>
+        <w:gridCol w:w="9637"/>
+      </w:tblGrid>
+      <w:tr>
+        <w:trPr>
+          <w:trHeight w:val="396" w:hRule="atLeast"/>
+        </w:trPr>
+        <w:tc>
+          <w:tcPr>
+            <w:tcW w:type="dxa" w:w="9637"/>
+            <w:tcBorders>
+              <w:top w:val="single" w:color="000000" w:sz="4"/>
+              <w:left w:val="single" w:color="000000" w:sz="4"/>
+              <w:bottom w:val="single" w:color="000000" w:sz="4"/>
+              <w:right w:val="single" w:color="000000" w:sz="4"/>
+            </w:tcBorders>
+            <w:shd w:fill="E8E8E8" w:color="auto" w:val="clear"/>
+            <w:tcMar>
+              <w:top w:type="dxa" w:w="170"/>
+              <w:left w:type="dxa" w:w="170"/>
+              <w:bottom w:type="dxa" w:w="170"/>
+              <w:right w:type="dxa" w:w="170"/>
+            </w:tcMar>
+            <w:vAlign w:val="center"/>
+          </w:tcPr>
+          <w:p>
+            <w:pPr>
+              <w:jc w:val="center"/>
+            </w:pPr>
+            <w:r>
+              <w:rPr>
+                <w:rFonts w:ascii="NanumGothic" w:cs="NanumGothic" w:eastAsia="NanumGothic" w:hAnsi="NanumGothic"/>
+                <w:b/>
+                <w:bCs/>
+                <w:sz w:val="20"/>
+                <w:szCs w:val="20"/>
+              </w:rPr>
+              <w:t xml:space="preserve">특이사항</w:t>
+            </w:r>
+          </w:p>
+        </w:tc>
+      </w:tr>
+      <w:tr>
+        <w:trPr>
+          <w:trHeight w:val="1133" w:hRule="atLeast"/>
         </w:trPr>
         <w:tc>
           <w:tcPr>
